--- a/Target Folder/QA-Files/zh-CN/Mix File.docx
+++ b/Target Folder/QA-Files/zh-CN/Mix File.docx
@@ -8,116 +8,32 @@
           <w:b/>
           <w:bCs/>
         </w:rPr>
-        <w:t xml:space="preserve">希望您一切</w:t>
-      </w:r>
-      <w:r>
-        <w:rPr/>
-        <w:t xml:space="preserve">顺利。我想提请您</w:t>
+        <w:t xml:space="preserve">希望您一切顺利</w:t>
+      </w:r>
+      <w:r>
+        <w:rPr/>
+        <w:t xml:space="preserve">。我希望提请您</w:t>
       </w:r>
       <w:r>
         <w:rPr>
           <w:u w:val="single"/>
         </w:rPr>
-        <w:t xml:space="preserve">注意一个紧迫的问题</w:t>
-      </w:r>
-      <w:r>
-        <w:rPr/>
-        <w:t xml:space="preserve">，涉及我们新的</w:t>
-      </w:r>
-      <w:r>
-        <w:rPr/>
-        <w:t xml:space="preserve">软件质量保证 (SQA)</w:t>
-      </w:r>
-      <w:r>
-        <w:rPr/>
-        <w:t xml:space="preserve">团队成员[新团队成员姓名]。</w:t>
+        <w:t xml:space="preserve">注意</w:t>
+      </w:r>
+      <w:r>
+        <w:rPr/>
+        <w:t xml:space="preserve">一个紧迫事项，关乎我们新的软件质量保证 (SQA) 团队成员 [新团队成员姓名]。</w:t>
       </w:r>
       <w:r>
         <w:rPr>
           <w:b/>
           <w:bCs/>
         </w:rPr>
-        <w:t xml:space="preserve">为了努力为我们的团队提供最佳的工作环境</w:t>
-      </w:r>
-      <w:r>
-        <w:rPr/>
-        <w:t xml:space="preserve">🍏</w:t>
-      </w:r>
-      <w:r>
-        <w:rPr/>
-        <w:t xml:space="preserve"> </w:t>
-      </w:r>
-      <w:r>
-        <w:rPr/>
-        <w:t xml:space="preserve">🍕</w:t>
-      </w:r>
-      <w:r>
-        <w:rPr/>
-        <w:t xml:space="preserve"> </w:t>
-      </w:r>
-      <w:r>
-        <w:rPr/>
-        <w:t xml:space="preserve">🍔</w:t>
-      </w:r>
-      <w:r>
-        <w:rPr/>
-        <w:t xml:space="preserve"> </w:t>
-      </w:r>
-      <w:r>
-        <w:rPr/>
-        <w:t xml:space="preserve">🍣</w:t>
-      </w:r>
-      <w:r>
-        <w:rPr/>
-        <w:t xml:space="preserve"> </w:t>
-      </w:r>
-      <w:r>
-        <w:rPr/>
-        <w:t xml:space="preserve">🍪</w:t>
-      </w:r>
-      <w:r>
-        <w:rPr/>
-        <w:t xml:space="preserve"> </w:t>
-      </w:r>
-      <w:r>
-        <w:rPr/>
-        <w:t xml:space="preserve">🍩</w:t>
-      </w:r>
-      <w:r>
-        <w:rPr/>
-        <w:t xml:space="preserve"> </w:t>
-      </w:r>
-      <w:r>
-        <w:rPr/>
-        <w:t xml:space="preserve">🍫</w:t>
-      </w:r>
-      <w:r>
-        <w:rPr/>
-        <w:t xml:space="preserve"> </w:t>
-      </w:r>
-      <w:r>
-        <w:rPr/>
-        <w:t xml:space="preserve">🍿</w:t>
-      </w:r>
-      <w:r>
-        <w:rPr/>
-        <w:t xml:space="preserve"> </w:t>
-      </w:r>
-      <w:r>
-        <w:rPr/>
-        <w:t xml:space="preserve">🍷</w:t>
-      </w:r>
-      <w:r>
-        <w:rPr/>
-        <w:t xml:space="preserve"> </w:t>
-      </w:r>
-      <w:r>
-        <w:rPr/>
-        <w:t xml:space="preserve">🍺</w:t>
-      </w:r>
-      <w:r>
-        <w:rPr/>
-        <w:t xml:space="preserve">和工具，我写此邮件请求</w:t>
+        <w:t xml:space="preserve">为努力为团队提供最佳的工作环境</w:t>
+      </w:r>
+      <w:r>
+        <w:rPr/>
+        <w:t xml:space="preserve">🍏 🍕 🍔 🍣 🍪 🍩 🍫 🍿 🍷 🍺 和工具，我写此邮件请求</w:t>
       </w:r>
       <w:r>
         <w:rPr>
@@ -125,14 +41,18 @@
           <w:iCs/>
           <w:u w:val="single"/>
         </w:rPr>
-        <w:t xml:space="preserve">您协助为[新团队成员姓名]提供</w:t>
+        <w:t xml:space="preserve">您协助为</w:t>
+      </w:r>
+      <w:r>
+        <w:rPr/>
+        <w:t xml:space="preserve"> </w:t>
       </w:r>
       <w:r>
         <w:rPr>
           <w:i/>
           <w:iCs/>
         </w:rPr>
-        <w:t xml:space="preserve">一台液晶显示器</w:t>
+        <w:t xml:space="preserve">[新团队成员姓名] 提供一台液晶显示器</w:t>
       </w:r>
       <w:r>
         <w:rPr/>
@@ -141,9 +61,7 @@
     </w:p>
     <w:p>
       <w:r>
-        <w:rPr>
-          <w:noProof/>
-        </w:rPr>
+        <w:rPr/>
         <w:drawing>
           <wp:inline distT="0" distB="0" distL="0" distR="0" wp14:anchorId="7277A5DD" wp14:editId="352E031B">
             <wp:extent cx="3990975" cy="2324100"/>
@@ -198,94 +116,12 @@
     <w:p>
       <w:r>
         <w:rPr/>
-        <w:t xml:space="preserve">如您所知，我们的 SQA 团队在确保软件产品质量和可靠性方面发挥着关键作用。为了高效、有效地执行</w:t>
-      </w:r>
-      <w:r>
-        <w:rPr/>
-        <w:t xml:space="preserve">😊</w:t>
-      </w:r>
-      <w:r>
-        <w:rPr/>
-        <w:t xml:space="preserve"> </w:t>
-      </w:r>
-      <w:r>
-        <w:rPr/>
-        <w:t xml:space="preserve">😂</w:t>
-      </w:r>
-      <w:r>
-        <w:rPr/>
-        <w:t xml:space="preserve"> </w:t>
-      </w:r>
-      <w:r>
-        <w:rPr/>
-        <w:t xml:space="preserve">🥰</w:t>
-      </w:r>
-      <w:r>
-        <w:rPr/>
-        <w:t xml:space="preserve"> </w:t>
-      </w:r>
-      <w:r>
-        <w:rPr/>
-        <w:t xml:space="preserve">😎</w:t>
-      </w:r>
-      <w:r>
-        <w:rPr/>
-        <w:t xml:space="preserve"> </w:t>
-      </w:r>
-      <w:r>
-        <w:rPr/>
-        <w:t xml:space="preserve">😢</w:t>
-      </w:r>
-      <w:r>
-        <w:rPr/>
-        <w:t xml:space="preserve"> </w:t>
-      </w:r>
-      <w:r>
-        <w:rPr/>
-        <w:t xml:space="preserve">🤔</w:t>
-      </w:r>
-      <w:r>
-        <w:rPr/>
-        <w:t xml:space="preserve"> </w:t>
-      </w:r>
-      <w:r>
-        <w:rPr/>
-        <w:t xml:space="preserve">🤩</w:t>
-      </w:r>
-      <w:r>
-        <w:rPr/>
-        <w:t xml:space="preserve"> </w:t>
-      </w:r>
-      <w:r>
-        <w:rPr/>
-        <w:t xml:space="preserve">🥳</w:t>
-      </w:r>
-      <w:r>
-        <w:rPr/>
-        <w:t xml:space="preserve"> </w:t>
-      </w:r>
-      <w:r>
-        <w:rPr/>
-        <w:t xml:space="preserve">😇</w:t>
-      </w:r>
-      <w:r>
-        <w:rPr/>
-        <w:t xml:space="preserve"> </w:t>
-      </w:r>
-      <w:r>
-        <w:rPr/>
-        <w:t xml:space="preserve">😴</w:t>
-      </w:r>
-      <w:r>
-        <w:rPr/>
-        <w:t xml:space="preserve">任务，我们的团队成员高度依赖同时查看和与正在测试的软件不同方面进行交互的能力。不幸的是，[新团队成员姓名]目前由于可用屏幕空间有限而面临一些挑战。</w:t>
-      </w:r>
-    </w:p>
-    <w:p>
-      <w:r>
-        <w:rPr>
-          <w:noProof/>
-        </w:rPr>
+        <w:t xml:space="preserve">您知道，我们的 SQA 团队在确保软件产品的质量和可靠性方面发挥着关键作用。为了高效、有效地完成 😊 😂 🥰 😎 😢 🤔 🤩 🥳 😇 😴 任务，我们的团队成员严重依赖于同时查看和交互所测试软件不同方面的能力。不幸的是，[新团队成员姓名] 目前因可用的屏幕空间有限而面临一些挑战。</w:t>
+      </w:r>
+    </w:p>
+    <w:p>
+      <w:r>
+        <w:rPr/>
         <w:drawing>
           <wp:inline distT="0" distB="0" distL="0" distR="0" wp14:anchorId="08675FC1" wp14:editId="29A94A1A">
             <wp:extent cx="3990975" cy="2266950"/>
@@ -339,119 +175,7 @@
     <w:p>
       <w:r>
         <w:rPr/>
-        <w:t xml:space="preserve">拥有一个专用的液晶显示器将</w:t>
-      </w:r>
-      <w:r>
-        <w:rPr/>
-        <w:t xml:space="preserve">👍</w:t>
-      </w:r>
-      <w:r>
-        <w:rPr/>
-        <w:t xml:space="preserve"> </w:t>
-      </w:r>
-      <w:r>
-        <w:rPr/>
-        <w:t xml:space="preserve">👎</w:t>
-      </w:r>
-      <w:r>
-        <w:rPr/>
-        <w:t xml:space="preserve"> </w:t>
-      </w:r>
-      <w:r>
-        <w:rPr/>
-        <w:t xml:space="preserve">👋</w:t>
-      </w:r>
-      <w:r>
-        <w:rPr/>
-        <w:t xml:space="preserve"> </w:t>
-      </w:r>
-      <w:r>
-        <w:rPr/>
-        <w:t xml:space="preserve">🙌</w:t>
-      </w:r>
-      <w:r>
-        <w:rPr/>
-        <w:t xml:space="preserve"> </w:t>
-      </w:r>
-      <w:r>
-        <w:rPr/>
-        <w:t xml:space="preserve">🙏</w:t>
-      </w:r>
-      <w:r>
-        <w:rPr/>
-        <w:t xml:space="preserve"> </w:t>
-      </w:r>
-      <w:r>
-        <w:rPr/>
-        <w:t xml:space="preserve">✍️</w:t>
-      </w:r>
-      <w:r>
-        <w:rPr/>
-        <w:t xml:space="preserve"> </w:t>
-      </w:r>
-      <w:r>
-        <w:rPr/>
-        <w:t xml:space="preserve">🏃</w:t>
-      </w:r>
-      <w:r>
-        <w:rPr/>
-        <w:t xml:space="preserve">‍</w:t>
-      </w:r>
-      <w:r>
-        <w:rPr/>
-        <w:t xml:space="preserve">♂️</w:t>
-      </w:r>
-      <w:r>
-        <w:rPr/>
-        <w:t xml:space="preserve"> </w:t>
-      </w:r>
-      <w:r>
-        <w:rPr/>
-        <w:t xml:space="preserve">🚴</w:t>
-      </w:r>
-      <w:r>
-        <w:rPr/>
-        <w:t xml:space="preserve">‍</w:t>
-      </w:r>
-      <w:r>
-        <w:rPr/>
-        <w:t xml:space="preserve">♀️</w:t>
-      </w:r>
-      <w:r>
-        <w:rPr/>
-        <w:t xml:space="preserve"> </w:t>
-      </w:r>
-      <w:r>
-        <w:rPr/>
-        <w:t xml:space="preserve">🧘</w:t>
-      </w:r>
-      <w:r>
-        <w:rPr/>
-        <w:t xml:space="preserve">‍</w:t>
-      </w:r>
-      <w:r>
-        <w:rPr/>
-        <w:t xml:space="preserve">♂️</w:t>
-      </w:r>
-      <w:r>
-        <w:rPr/>
-        <w:t xml:space="preserve"> </w:t>
-      </w:r>
-      <w:r>
-        <w:rPr/>
-        <w:t xml:space="preserve">🏋️</w:t>
-      </w:r>
-      <w:r>
-        <w:rPr/>
-        <w:t xml:space="preserve">‍</w:t>
-      </w:r>
-      <w:r>
-        <w:rPr/>
-        <w:t xml:space="preserve">♀️</w:t>
-      </w:r>
-      <w:r>
-        <w:rPr/>
-        <w:t xml:space="preserve">通过允许[新团队成员姓名]执行以下操作，显著提高其工作效率：</w:t>
+        <w:t xml:space="preserve">配备一台专用液晶显示器将 👍 👎 👋 🙌 🙏 ✍️ 🏃‍♂️ 🚴‍♀️ 🧘‍♂️ 🏋️‍♀️ 显著提高 [新团队成员姓名] 的工作效率，使他们能够：</w:t>
       </w:r>
     </w:p>
     <w:p>
@@ -468,9 +192,7 @@
     </w:p>
     <w:p>
       <w:r>
-        <w:rPr>
-          <w:noProof/>
-        </w:rPr>
+        <w:rPr/>
         <w:lastRenderedPageBreak/>
         <w:drawing>
           <wp:inline distT="0" distB="0" distL="0" distR="0" wp14:anchorId="43B4F0C7" wp14:editId="2A648928">
@@ -538,94 +260,12 @@
     <w:p>
       <w:r>
         <w:rPr/>
-        <w:t xml:space="preserve">通过提供这一基本工具，我们可以确保[新团队成员姓名]从一开始就能够为我们</w:t>
-      </w:r>
-      <w:r>
-        <w:rPr/>
-        <w:t xml:space="preserve">🐶</w:t>
-      </w:r>
-      <w:r>
-        <w:rPr/>
-        <w:t xml:space="preserve"> </w:t>
-      </w:r>
-      <w:r>
-        <w:rPr/>
-        <w:t xml:space="preserve">🐱</w:t>
-      </w:r>
-      <w:r>
-        <w:rPr/>
-        <w:t xml:space="preserve"> </w:t>
-      </w:r>
-      <w:r>
-        <w:rPr/>
-        <w:t xml:space="preserve">🐭</w:t>
-      </w:r>
-      <w:r>
-        <w:rPr/>
-        <w:t xml:space="preserve"> </w:t>
-      </w:r>
-      <w:r>
-        <w:rPr/>
-        <w:t xml:space="preserve">🐰</w:t>
-      </w:r>
-      <w:r>
-        <w:rPr/>
-        <w:t xml:space="preserve"> </w:t>
-      </w:r>
-      <w:r>
-        <w:rPr/>
-        <w:t xml:space="preserve">🐻</w:t>
-      </w:r>
-      <w:r>
-        <w:rPr/>
-        <w:t xml:space="preserve"> </w:t>
-      </w:r>
-      <w:r>
-        <w:rPr/>
-        <w:t xml:space="preserve">🐼</w:t>
-      </w:r>
-      <w:r>
-        <w:rPr/>
-        <w:t xml:space="preserve"> </w:t>
-      </w:r>
-      <w:r>
-        <w:rPr/>
-        <w:t xml:space="preserve">🦁</w:t>
-      </w:r>
-      <w:r>
-        <w:rPr/>
-        <w:t xml:space="preserve"> </w:t>
-      </w:r>
-      <w:r>
-        <w:rPr/>
-        <w:t xml:space="preserve">🦊</w:t>
-      </w:r>
-      <w:r>
-        <w:rPr/>
-        <w:t xml:space="preserve"> </w:t>
-      </w:r>
-      <w:r>
-        <w:rPr/>
-        <w:t xml:space="preserve">🐸</w:t>
-      </w:r>
-      <w:r>
-        <w:rPr/>
-        <w:t xml:space="preserve"> </w:t>
-      </w:r>
-      <w:r>
-        <w:rPr/>
-        <w:t xml:space="preserve">🐵</w:t>
-      </w:r>
-      <w:r>
-        <w:rPr/>
-        <w:t xml:space="preserve">项目的成功做出充分贡献。这项对他们工作空间的投资不仅会提高他们的效率，还会体现我们致力于为团队提供必要资源以在其岗位上表现出色的承诺。</w:t>
-      </w:r>
-    </w:p>
-    <w:p>
-      <w:r>
-        <w:rPr>
-          <w:noProof/>
-        </w:rPr>
+        <w:t xml:space="preserve">通过提供这一基本工具，我们可以确保 [新团队成员姓名] 从一开始就能充分为我们 🐶 🐱 🐭 🐰 🐻 🐼 🦁 🦊 🐸 🐵 项目的成功做出贡献。对他们工作空间的这项投资不仅能提高他们的效率，也反映了我们致力于为团队提供必要资源以在其岗位上表现卓越的承诺。</w:t>
+      </w:r>
+    </w:p>
+    <w:p>
+      <w:r>
+        <w:rPr/>
         <w:drawing>
           <wp:inline distT="0" distB="0" distL="0" distR="0" wp14:anchorId="1CF18B8E" wp14:editId="1C654E2F">
             <wp:extent cx="1866900" cy="1038225"/>
@@ -679,94 +319,12 @@
     <w:p>
       <w:r>
         <w:rPr/>
-        <w:t xml:space="preserve">我恳请您支持为我们的新团队成员提供此项配置。非常感谢您对此请求的考虑，我相信</w:t>
-      </w:r>
-      <w:r>
-        <w:rPr/>
-        <w:t xml:space="preserve">🌞</w:t>
-      </w:r>
-      <w:r>
-        <w:rPr/>
-        <w:t xml:space="preserve"> </w:t>
-      </w:r>
-      <w:r>
-        <w:rPr/>
-        <w:t xml:space="preserve">🌝</w:t>
-      </w:r>
-      <w:r>
-        <w:rPr/>
-        <w:t xml:space="preserve"> </w:t>
-      </w:r>
-      <w:r>
-        <w:rPr/>
-        <w:t xml:space="preserve">🌟</w:t>
-      </w:r>
-      <w:r>
-        <w:rPr/>
-        <w:t xml:space="preserve"> </w:t>
-      </w:r>
-      <w:r>
-        <w:rPr/>
-        <w:t xml:space="preserve">🌈</w:t>
-      </w:r>
-      <w:r>
-        <w:rPr/>
-        <w:t xml:space="preserve"> </w:t>
-      </w:r>
-      <w:r>
-        <w:rPr/>
-        <w:t xml:space="preserve">🌧️</w:t>
-      </w:r>
-      <w:r>
-        <w:rPr/>
-        <w:t xml:space="preserve"> </w:t>
-      </w:r>
-      <w:r>
-        <w:rPr/>
-        <w:t xml:space="preserve">🌨️</w:t>
-      </w:r>
-      <w:r>
-        <w:rPr/>
-        <w:t xml:space="preserve"> </w:t>
-      </w:r>
-      <w:r>
-        <w:rPr/>
-        <w:t xml:space="preserve">🌩️</w:t>
-      </w:r>
-      <w:r>
-        <w:rPr/>
-        <w:t xml:space="preserve"> </w:t>
-      </w:r>
-      <w:r>
-        <w:rPr/>
-        <w:t xml:space="preserve">🌪️</w:t>
-      </w:r>
-      <w:r>
-        <w:rPr/>
-        <w:t xml:space="preserve"> </w:t>
-      </w:r>
-      <w:r>
-        <w:rPr/>
-        <w:t xml:space="preserve">🌊</w:t>
-      </w:r>
-      <w:r>
-        <w:rPr/>
-        <w:t xml:space="preserve"> </w:t>
-      </w:r>
-      <w:r>
-        <w:rPr/>
-        <w:t xml:space="preserve">🌴</w:t>
-      </w:r>
-      <w:r>
-        <w:rPr/>
-        <w:t xml:space="preserve">它将对我们 SQA 团队的绩效和整体项目成果产生积极影响。</w:t>
-      </w:r>
-    </w:p>
-    <w:p>
-      <w:r>
-        <w:rPr>
-          <w:noProof/>
-        </w:rPr>
+        <w:t xml:space="preserve">我恳请您支持为我们的新团队成员提供此项配置。非常感谢您对此请求的考虑，我相信 🌞 🌝 🌟 🌈 🌧️ 🌨️ 🌩️ 🌪️ 🌊 🌴 这将对我们 SQA 团队的绩效和整体项目成果产生积极影响。</w:t>
+      </w:r>
+    </w:p>
+    <w:p>
+      <w:r>
+        <w:rPr/>
         <w:drawing>
           <wp:inline distT="0" distB="0" distL="0" distR="0" wp14:anchorId="56AC4632" wp14:editId="71BDE0C8">
             <wp:extent cx="1866900" cy="1247775"/>
@@ -820,7 +378,7 @@
     <w:p>
       <w:r>
         <w:rPr/>
-        <w:t xml:space="preserve">感谢您对此事的关注。如果您有任何疑问或需要进一步信息，请告诉我。期待您的回复。</w:t>
+        <w:t xml:space="preserve">感谢您对此事的关注。如有任何疑问或需要进一步信息，请告诉我。期待您的回复。</w:t>
       </w:r>
     </w:p>
     <w:sectPr>
